--- a/public/assets/files/niestacjonarne/TAPI.docx
+++ b/public/assets/files/niestacjonarne/TAPI.docx
@@ -523,6 +523,7 @@
                 <w:i w:val="0"/>
                 <w:sz w:val="22"/>
               </w:rPr>
+              <w:t>I</w:t>
             </w:r>
           </w:p>
         </w:tc>
@@ -560,6 +561,7 @@
                 <w:i w:val="0"/>
                 <w:sz w:val="22"/>
               </w:rPr>
+              <w:t>obligatoryjny</w:t>
             </w:r>
           </w:p>
         </w:tc>

--- a/public/assets/files/niestacjonarne/TAPI.docx
+++ b/public/assets/files/niestacjonarne/TAPI.docx
@@ -681,12 +681,22 @@
         <w:tblW w:w="5000" w:type="pct"/>
       </w:tblPr>
       <w:tblGrid>
-        <w:gridCol w:w="9972"/>
+        <w:gridCol w:w="997"/>
+        <w:gridCol w:w="997"/>
+        <w:gridCol w:w="997"/>
+        <w:gridCol w:w="997"/>
+        <w:gridCol w:w="997"/>
+        <w:gridCol w:w="997"/>
+        <w:gridCol w:w="997"/>
+        <w:gridCol w:w="997"/>
+        <w:gridCol w:w="997"/>
+        <w:gridCol w:w="997"/>
       </w:tblGrid>
       <w:tr>
         <w:tc>
           <w:tcPr>
-            <w:tcW w:type="dxa" w:w="9972"/>
+            <w:tcW w:type="dxa" w:w="9970"/>
+            <w:gridSpan w:val="10"/>
             <w:shd w:val="clear" w:color="auto" w:fill="D9D9D9"/>
           </w:tcPr>
           <w:p>
@@ -705,31 +715,34 @@
           </w:p>
         </w:tc>
       </w:tr>
-    </w:tbl>
-    <w:tbl>
-      <w:tblPr>
-        <w:tblW w:type="auto" w:w="0"/>
-        <w:tblLook w:firstColumn="1" w:firstRow="1" w:lastColumn="0" w:lastRow="0" w:noHBand="0" w:noVBand="1" w:val="04A0"/>
-        <w:tblBorders>
-          <w:top w:val="single" w:sz="4" w:space="0" w:color="000000"/>
-          <w:left w:val="single" w:sz="4" w:space="0" w:color="000000"/>
-          <w:bottom w:val="single" w:sz="4" w:space="0" w:color="000000"/>
-          <w:right w:val="single" w:sz="4" w:space="0" w:color="000000"/>
-          <w:insideH w:val="single" w:sz="4" w:space="0" w:color="000000"/>
-          <w:insideV w:val="single" w:sz="4" w:space="0" w:color="000000"/>
-        </w:tblBorders>
-        <w:tblW w:w="5000" w:type="pct"/>
-      </w:tblPr>
-      <w:tblGrid>
-        <w:gridCol w:w="2493"/>
-        <w:gridCol w:w="2493"/>
-        <w:gridCol w:w="2493"/>
-        <w:gridCol w:w="2493"/>
-      </w:tblGrid>
       <w:tr>
         <w:tc>
           <w:tcPr>
-            <w:tcW w:type="dxa" w:w="2493"/>
+            <w:tcW w:type="dxa" w:w="9970"/>
+            <w:gridSpan w:val="10"/>
+            <w:shd w:val="clear" w:color="auto" w:fill="D9D9D9"/>
+          </w:tcPr>
+          <w:p>
+            <w:pPr>
+              <w:spacing w:before="20" w:after="20"/>
+            </w:pPr>
+            <w:r>
+              <w:rPr>
+                <w:rFonts w:ascii="Aptos" w:hAnsi="Aptos"/>
+                <w:b w:val="0"/>
+                <w:i w:val="0"/>
+                <w:sz w:val="16"/>
+              </w:rPr>
+              <w:t>Wymiar godzinowy (liczba godzin w semestrze)</w:t>
+            </w:r>
+          </w:p>
+        </w:tc>
+      </w:tr>
+      <w:tr>
+        <w:tc>
+          <w:tcPr>
+            <w:tcW w:type="dxa" w:w="1994"/>
+            <w:gridSpan w:val="2"/>
             <w:shd w:val="clear" w:color="auto" w:fill="D9D9D9"/>
           </w:tcPr>
           <w:p>
@@ -749,7 +762,8 @@
         </w:tc>
         <w:tc>
           <w:tcPr>
-            <w:tcW w:type="dxa" w:w="2493"/>
+            <w:tcW w:type="dxa" w:w="2991"/>
+            <w:gridSpan w:val="3"/>
             <w:shd w:val="clear" w:color="auto" w:fill="D9D9D9"/>
           </w:tcPr>
           <w:p>
@@ -769,7 +783,8 @@
         </w:tc>
         <w:tc>
           <w:tcPr>
-            <w:tcW w:type="dxa" w:w="2493"/>
+            <w:tcW w:type="dxa" w:w="2991"/>
+            <w:gridSpan w:val="3"/>
             <w:shd w:val="clear" w:color="auto" w:fill="D9D9D9"/>
           </w:tcPr>
           <w:p>
@@ -789,7 +804,8 @@
         </w:tc>
         <w:tc>
           <w:tcPr>
-            <w:tcW w:type="dxa" w:w="2493"/>
+            <w:tcW w:type="dxa" w:w="1994"/>
+            <w:gridSpan w:val="2"/>
             <w:shd w:val="clear" w:color="auto" w:fill="D9D9D9"/>
           </w:tcPr>
           <w:p>
@@ -811,7 +827,8 @@
       <w:tr>
         <w:tc>
           <w:tcPr>
-            <w:tcW w:type="dxa" w:w="2493"/>
+            <w:tcW w:type="dxa" w:w="1994"/>
+            <w:gridSpan w:val="2"/>
           </w:tcPr>
           <w:p>
             <w:pPr>
@@ -830,7 +847,8 @@
         </w:tc>
         <w:tc>
           <w:tcPr>
-            <w:tcW w:type="dxa" w:w="2493"/>
+            <w:tcW w:type="dxa" w:w="2991"/>
+            <w:gridSpan w:val="3"/>
           </w:tcPr>
           <w:p>
             <w:pPr>
@@ -849,7 +867,8 @@
         </w:tc>
         <w:tc>
           <w:tcPr>
-            <w:tcW w:type="dxa" w:w="2493"/>
+            <w:tcW w:type="dxa" w:w="2991"/>
+            <w:gridSpan w:val="3"/>
           </w:tcPr>
           <w:p>
             <w:pPr>
@@ -868,7 +887,8 @@
         </w:tc>
         <w:tc>
           <w:tcPr>
-            <w:tcW w:type="dxa" w:w="2493"/>
+            <w:tcW w:type="dxa" w:w="1994"/>
+            <w:gridSpan w:val="2"/>
           </w:tcPr>
           <w:p>
             <w:pPr>
@@ -886,30 +906,34 @@
           </w:p>
         </w:tc>
       </w:tr>
-    </w:tbl>
-    <w:tbl>
-      <w:tblPr>
-        <w:tblW w:type="auto" w:w="0"/>
-        <w:tblLook w:firstColumn="1" w:firstRow="1" w:lastColumn="0" w:lastRow="0" w:noHBand="0" w:noVBand="1" w:val="04A0"/>
-        <w:tblBorders>
-          <w:top w:val="single" w:sz="4" w:space="0" w:color="000000"/>
-          <w:left w:val="single" w:sz="4" w:space="0" w:color="000000"/>
-          <w:bottom w:val="single" w:sz="4" w:space="0" w:color="000000"/>
-          <w:right w:val="single" w:sz="4" w:space="0" w:color="000000"/>
-          <w:insideH w:val="single" w:sz="4" w:space="0" w:color="000000"/>
-          <w:insideV w:val="single" w:sz="4" w:space="0" w:color="000000"/>
-        </w:tblBorders>
-        <w:tblW w:w="5000" w:type="pct"/>
-      </w:tblPr>
-      <w:tblGrid>
-        <w:gridCol w:w="3324"/>
-        <w:gridCol w:w="3324"/>
-        <w:gridCol w:w="3324"/>
-      </w:tblGrid>
       <w:tr>
         <w:tc>
           <w:tcPr>
-            <w:tcW w:type="dxa" w:w="3324"/>
+            <w:tcW w:type="dxa" w:w="9970"/>
+            <w:gridSpan w:val="10"/>
+            <w:shd w:val="clear" w:color="auto" w:fill="D9D9D9"/>
+          </w:tcPr>
+          <w:p>
+            <w:pPr>
+              <w:spacing w:before="20" w:after="20"/>
+            </w:pPr>
+            <w:r>
+              <w:rPr>
+                <w:rFonts w:ascii="Aptos" w:hAnsi="Aptos"/>
+                <w:b/>
+                <w:i w:val="0"/>
+                <w:sz w:val="22"/>
+              </w:rPr>
+              <w:t>Bilans ECTS</w:t>
+            </w:r>
+          </w:p>
+        </w:tc>
+      </w:tr>
+      <w:tr>
+        <w:tc>
+          <w:tcPr>
+            <w:tcW w:type="dxa" w:w="4985"/>
+            <w:gridSpan w:val="5"/>
             <w:shd w:val="clear" w:color="auto" w:fill="D9D9D9"/>
           </w:tcPr>
           <w:p>
@@ -929,7 +953,8 @@
         </w:tc>
         <w:tc>
           <w:tcPr>
-            <w:tcW w:type="dxa" w:w="3324"/>
+            <w:tcW w:type="dxa" w:w="2991"/>
+            <w:gridSpan w:val="3"/>
             <w:shd w:val="clear" w:color="auto" w:fill="D9D9D9"/>
           </w:tcPr>
           <w:p>
@@ -949,7 +974,8 @@
         </w:tc>
         <w:tc>
           <w:tcPr>
-            <w:tcW w:type="dxa" w:w="3324"/>
+            <w:tcW w:type="dxa" w:w="1994"/>
+            <w:gridSpan w:val="2"/>
             <w:shd w:val="clear" w:color="auto" w:fill="D9D9D9"/>
           </w:tcPr>
           <w:p>
@@ -971,7 +997,8 @@
       <w:tr>
         <w:tc>
           <w:tcPr>
-            <w:tcW w:type="dxa" w:w="3324"/>
+            <w:tcW w:type="dxa" w:w="4985"/>
+            <w:gridSpan w:val="5"/>
           </w:tcPr>
           <w:p>
             <w:pPr>
@@ -990,7 +1017,8 @@
         </w:tc>
         <w:tc>
           <w:tcPr>
-            <w:tcW w:type="dxa" w:w="3324"/>
+            <w:tcW w:type="dxa" w:w="2991"/>
+            <w:gridSpan w:val="3"/>
           </w:tcPr>
           <w:p>
             <w:pPr>
@@ -1009,7 +1037,8 @@
         </w:tc>
         <w:tc>
           <w:tcPr>
-            <w:tcW w:type="dxa" w:w="3324"/>
+            <w:tcW w:type="dxa" w:w="1994"/>
+            <w:gridSpan w:val="2"/>
           </w:tcPr>
           <w:p>
             <w:pPr>
@@ -1030,7 +1059,8 @@
       <w:tr>
         <w:tc>
           <w:tcPr>
-            <w:tcW w:type="dxa" w:w="3324"/>
+            <w:tcW w:type="dxa" w:w="4985"/>
+            <w:gridSpan w:val="5"/>
           </w:tcPr>
           <w:p>
             <w:pPr>
@@ -1049,7 +1079,8 @@
         </w:tc>
         <w:tc>
           <w:tcPr>
-            <w:tcW w:type="dxa" w:w="3324"/>
+            <w:tcW w:type="dxa" w:w="2991"/>
+            <w:gridSpan w:val="3"/>
           </w:tcPr>
           <w:p>
             <w:pPr>
@@ -1068,7 +1099,8 @@
         </w:tc>
         <w:tc>
           <w:tcPr>
-            <w:tcW w:type="dxa" w:w="3324"/>
+            <w:tcW w:type="dxa" w:w="1994"/>
+            <w:gridSpan w:val="2"/>
           </w:tcPr>
           <w:p>
             <w:pPr>
@@ -1089,7 +1121,29 @@
       <w:tr>
         <w:tc>
           <w:tcPr>
-            <w:tcW w:type="dxa" w:w="3324"/>
+            <w:tcW w:type="dxa" w:w="4985"/>
+            <w:gridSpan w:val="5"/>
+            <w:shd w:val="clear" w:color="auto" w:fill="D9D9D9"/>
+          </w:tcPr>
+          <w:p>
+            <w:pPr>
+              <w:spacing w:before="20" w:after="20"/>
+            </w:pPr>
+            <w:r>
+              <w:rPr>
+                <w:rFonts w:ascii="Aptos" w:hAnsi="Aptos"/>
+                <w:b/>
+                <w:i w:val="0"/>
+                <w:sz w:val="16"/>
+              </w:rPr>
+              <w:t>Opis samodzielnej pracy studenta</w:t>
+            </w:r>
+          </w:p>
+        </w:tc>
+        <w:tc>
+          <w:tcPr>
+            <w:tcW w:type="dxa" w:w="4985"/>
+            <w:gridSpan w:val="5"/>
           </w:tcPr>
           <w:p>
             <w:pPr>
@@ -1102,45 +1156,6 @@
                 <w:i w:val="0"/>
                 <w:sz w:val="22"/>
               </w:rPr>
-              <w:t>Suma</w:t>
-            </w:r>
-          </w:p>
-        </w:tc>
-        <w:tc>
-          <w:tcPr>
-            <w:tcW w:type="dxa" w:w="3324"/>
-          </w:tcPr>
-          <w:p>
-            <w:pPr>
-              <w:spacing w:before="20" w:after="20"/>
-            </w:pPr>
-            <w:r>
-              <w:rPr>
-                <w:rFonts w:ascii="Aptos" w:hAnsi="Aptos"/>
-                <w:b w:val="0"/>
-                <w:i w:val="0"/>
-                <w:sz w:val="22"/>
-              </w:rPr>
-              <w:t>125</w:t>
-            </w:r>
-          </w:p>
-        </w:tc>
-        <w:tc>
-          <w:tcPr>
-            <w:tcW w:type="dxa" w:w="3324"/>
-          </w:tcPr>
-          <w:p>
-            <w:pPr>
-              <w:spacing w:before="20" w:after="20"/>
-            </w:pPr>
-            <w:r>
-              <w:rPr>
-                <w:rFonts w:ascii="Aptos" w:hAnsi="Aptos"/>
-                <w:b w:val="0"/>
-                <w:i w:val="0"/>
-                <w:sz w:val="22"/>
-              </w:rPr>
-              <w:t>5</w:t>
             </w:r>
           </w:p>
         </w:tc>
@@ -2058,14 +2073,14 @@
         <w:tblW w:w="5000" w:type="pct"/>
       </w:tblPr>
       <w:tblGrid>
-        <w:gridCol w:w="3324"/>
-        <w:gridCol w:w="3324"/>
-        <w:gridCol w:w="3324"/>
+        <w:gridCol w:w="680"/>
+        <w:gridCol w:w="4536"/>
+        <w:gridCol w:w="4252"/>
       </w:tblGrid>
       <w:tr>
         <w:tc>
           <w:tcPr>
-            <w:tcW w:type="dxa" w:w="9972"/>
+            <w:tcW w:type="dxa" w:w="9468"/>
             <w:gridSpan w:val="3"/>
             <w:shd w:val="clear" w:color="auto" w:fill="D9D9D9"/>
           </w:tcPr>
@@ -2088,7 +2103,7 @@
       <w:tr>
         <w:tc>
           <w:tcPr>
-            <w:tcW w:type="dxa" w:w="3324"/>
+            <w:tcW w:type="dxa" w:w="680"/>
             <w:shd w:val="clear" w:color="auto" w:fill="D9D9D9"/>
           </w:tcPr>
           <w:p>
@@ -2108,7 +2123,7 @@
         </w:tc>
         <w:tc>
           <w:tcPr>
-            <w:tcW w:type="dxa" w:w="3324"/>
+            <w:tcW w:type="dxa" w:w="4536"/>
             <w:shd w:val="clear" w:color="auto" w:fill="D9D9D9"/>
           </w:tcPr>
           <w:p>
@@ -2128,7 +2143,7 @@
         </w:tc>
         <w:tc>
           <w:tcPr>
-            <w:tcW w:type="dxa" w:w="3324"/>
+            <w:tcW w:type="dxa" w:w="4252"/>
             <w:shd w:val="clear" w:color="auto" w:fill="D9D9D9"/>
           </w:tcPr>
           <w:p>
@@ -2150,7 +2165,7 @@
       <w:tr>
         <w:tc>
           <w:tcPr>
-            <w:tcW w:type="dxa" w:w="3324"/>
+            <w:tcW w:type="dxa" w:w="680"/>
           </w:tcPr>
           <w:p>
             <w:pPr>
@@ -2169,7 +2184,7 @@
         </w:tc>
         <w:tc>
           <w:tcPr>
-            <w:tcW w:type="dxa" w:w="3324"/>
+            <w:tcW w:type="dxa" w:w="4536"/>
           </w:tcPr>
           <w:p>
             <w:pPr>
@@ -2188,7 +2203,7 @@
         </w:tc>
         <w:tc>
           <w:tcPr>
-            <w:tcW w:type="dxa" w:w="3324"/>
+            <w:tcW w:type="dxa" w:w="4252"/>
           </w:tcPr>
           <w:p>
             <w:pPr>
@@ -2208,7 +2223,7 @@
       <w:tr>
         <w:tc>
           <w:tcPr>
-            <w:tcW w:type="dxa" w:w="3324"/>
+            <w:tcW w:type="dxa" w:w="680"/>
           </w:tcPr>
           <w:p>
             <w:pPr>
@@ -2227,7 +2242,7 @@
         </w:tc>
         <w:tc>
           <w:tcPr>
-            <w:tcW w:type="dxa" w:w="3324"/>
+            <w:tcW w:type="dxa" w:w="4536"/>
           </w:tcPr>
           <w:p>
             <w:pPr>
@@ -2246,7 +2261,7 @@
         </w:tc>
         <w:tc>
           <w:tcPr>
-            <w:tcW w:type="dxa" w:w="3324"/>
+            <w:tcW w:type="dxa" w:w="4252"/>
           </w:tcPr>
           <w:p>
             <w:pPr>
@@ -2266,7 +2281,7 @@
       <w:tr>
         <w:tc>
           <w:tcPr>
-            <w:tcW w:type="dxa" w:w="3324"/>
+            <w:tcW w:type="dxa" w:w="680"/>
           </w:tcPr>
           <w:p>
             <w:pPr>
@@ -2285,7 +2300,7 @@
         </w:tc>
         <w:tc>
           <w:tcPr>
-            <w:tcW w:type="dxa" w:w="3324"/>
+            <w:tcW w:type="dxa" w:w="4536"/>
           </w:tcPr>
           <w:p>
             <w:pPr>
@@ -2304,7 +2319,7 @@
         </w:tc>
         <w:tc>
           <w:tcPr>
-            <w:tcW w:type="dxa" w:w="3324"/>
+            <w:tcW w:type="dxa" w:w="4252"/>
           </w:tcPr>
           <w:p>
             <w:pPr>
@@ -2324,7 +2339,7 @@
       <w:tr>
         <w:tc>
           <w:tcPr>
-            <w:tcW w:type="dxa" w:w="3324"/>
+            <w:tcW w:type="dxa" w:w="680"/>
           </w:tcPr>
           <w:p>
             <w:pPr>
@@ -2343,7 +2358,7 @@
         </w:tc>
         <w:tc>
           <w:tcPr>
-            <w:tcW w:type="dxa" w:w="3324"/>
+            <w:tcW w:type="dxa" w:w="4536"/>
           </w:tcPr>
           <w:p>
             <w:pPr>
@@ -2362,7 +2377,7 @@
         </w:tc>
         <w:tc>
           <w:tcPr>
-            <w:tcW w:type="dxa" w:w="3324"/>
+            <w:tcW w:type="dxa" w:w="4252"/>
           </w:tcPr>
           <w:p>
             <w:pPr>
@@ -2382,7 +2397,7 @@
       <w:tr>
         <w:tc>
           <w:tcPr>
-            <w:tcW w:type="dxa" w:w="3324"/>
+            <w:tcW w:type="dxa" w:w="680"/>
           </w:tcPr>
           <w:p>
             <w:pPr>
@@ -2401,7 +2416,7 @@
         </w:tc>
         <w:tc>
           <w:tcPr>
-            <w:tcW w:type="dxa" w:w="3324"/>
+            <w:tcW w:type="dxa" w:w="4536"/>
           </w:tcPr>
           <w:p>
             <w:pPr>
@@ -2420,7 +2435,7 @@
         </w:tc>
         <w:tc>
           <w:tcPr>
-            <w:tcW w:type="dxa" w:w="3324"/>
+            <w:tcW w:type="dxa" w:w="4252"/>
           </w:tcPr>
           <w:p>
             <w:pPr>
@@ -2440,7 +2455,7 @@
       <w:tr>
         <w:tc>
           <w:tcPr>
-            <w:tcW w:type="dxa" w:w="3324"/>
+            <w:tcW w:type="dxa" w:w="680"/>
           </w:tcPr>
           <w:p>
             <w:pPr>
@@ -2459,7 +2474,7 @@
         </w:tc>
         <w:tc>
           <w:tcPr>
-            <w:tcW w:type="dxa" w:w="3324"/>
+            <w:tcW w:type="dxa" w:w="4536"/>
           </w:tcPr>
           <w:p>
             <w:pPr>
@@ -2478,7 +2493,7 @@
         </w:tc>
         <w:tc>
           <w:tcPr>
-            <w:tcW w:type="dxa" w:w="3324"/>
+            <w:tcW w:type="dxa" w:w="4252"/>
           </w:tcPr>
           <w:p>
             <w:pPr>
@@ -2498,7 +2513,7 @@
       <w:tr>
         <w:tc>
           <w:tcPr>
-            <w:tcW w:type="dxa" w:w="3324"/>
+            <w:tcW w:type="dxa" w:w="680"/>
           </w:tcPr>
           <w:p>
             <w:pPr>
@@ -2517,7 +2532,7 @@
         </w:tc>
         <w:tc>
           <w:tcPr>
-            <w:tcW w:type="dxa" w:w="3324"/>
+            <w:tcW w:type="dxa" w:w="4536"/>
           </w:tcPr>
           <w:p>
             <w:pPr>
@@ -2536,7 +2551,7 @@
         </w:tc>
         <w:tc>
           <w:tcPr>
-            <w:tcW w:type="dxa" w:w="3324"/>
+            <w:tcW w:type="dxa" w:w="4252"/>
           </w:tcPr>
           <w:p>
             <w:pPr>
@@ -2941,6 +2956,7 @@
                 <w:i w:val="0"/>
                 <w:sz w:val="22"/>
               </w:rPr>
+              <w:t>wykład z elementami dyskusji z prezentacją multimedialną; burza mózgów; rozwiązywanie zadań; analiza przypadków; projekt praktyczny; Kryteria oceny; 50% Projekt programistyczny; 50% Prezentacja projektu oraz dokumentacji; 40% Ocena z laboratorium; 60% Egzamin z zagadnień poruszanych na wykładzie</w:t>
             </w:r>
           </w:p>
         </w:tc>
@@ -2998,6 +3014,7 @@
                 <w:i w:val="0"/>
                 <w:sz w:val="22"/>
               </w:rPr>
+              <w:t>wykład z elementami dyskusji z prezentacją multimedialną; burza mózgów; rozwiązywanie zadań; analiza przypadków; projekt praktyczny; Kryteria oceny; 50% Projekt programistyczny; 50% Prezentacja projektu oraz dokumentacji; 40% Ocena z laboratorium; 60% Egzamin z zagadnień poruszanych na wykładzie</w:t>
             </w:r>
           </w:p>
         </w:tc>
@@ -3055,6 +3072,7 @@
                 <w:i w:val="0"/>
                 <w:sz w:val="22"/>
               </w:rPr>
+              <w:t>wykład z elementami dyskusji z prezentacją multimedialną; burza mózgów; rozwiązywanie zadań; analiza przypadków; projekt praktyczny; Kryteria oceny; 50% Projekt programistyczny; 50% Prezentacja projektu oraz dokumentacji; 40% Ocena z laboratorium; 60% Egzamin z zagadnień poruszanych na wykładzie</w:t>
             </w:r>
           </w:p>
         </w:tc>
@@ -3112,6 +3130,7 @@
                 <w:i w:val="0"/>
                 <w:sz w:val="22"/>
               </w:rPr>
+              <w:t>wykład z elementami dyskusji z prezentacją multimedialną; burza mózgów; rozwiązywanie zadań; analiza przypadków; projekt praktyczny; Kryteria oceny; 50% Projekt programistyczny; 50% Prezentacja projektu oraz dokumentacji; 40% Ocena z laboratorium; 60% Egzamin z zagadnień poruszanych na wykładzie</w:t>
             </w:r>
           </w:p>
         </w:tc>
@@ -3274,6 +3293,7 @@
                 <w:i w:val="0"/>
                 <w:sz w:val="22"/>
               </w:rPr>
+              <w:t>wykład z elementami dyskusji z prezentacją multimedialną; burza mózgów; rozwiązywanie zadań; analiza przypadków; projekt praktyczny; Kryteria oceny; 50% Projekt programistyczny; 50% Prezentacja projektu oraz dokumentacji; 40% Ocena z laboratorium; 60% Egzamin z zagadnień poruszanych na wykładzie</w:t>
             </w:r>
           </w:p>
         </w:tc>
@@ -3331,6 +3351,7 @@
                 <w:i w:val="0"/>
                 <w:sz w:val="22"/>
               </w:rPr>
+              <w:t>wykład z elementami dyskusji z prezentacją multimedialną; burza mózgów; rozwiązywanie zadań; analiza przypadków; projekt praktyczny; Kryteria oceny; 50% Projekt programistyczny; 50% Prezentacja projektu oraz dokumentacji; 40% Ocena z laboratorium; 60% Egzamin z zagadnień poruszanych na wykładzie</w:t>
             </w:r>
           </w:p>
         </w:tc>
@@ -3388,6 +3409,7 @@
                 <w:i w:val="0"/>
                 <w:sz w:val="22"/>
               </w:rPr>
+              <w:t>wykład z elementami dyskusji z prezentacją multimedialną; burza mózgów; rozwiązywanie zadań; analiza przypadków; projekt praktyczny; Kryteria oceny; 50% Projekt programistyczny; 50% Prezentacja projektu oraz dokumentacji; 40% Ocena z laboratorium; 60% Egzamin z zagadnień poruszanych na wykładzie</w:t>
             </w:r>
           </w:p>
         </w:tc>
@@ -3445,6 +3467,7 @@
                 <w:i w:val="0"/>
                 <w:sz w:val="22"/>
               </w:rPr>
+              <w:t>wykład z elementami dyskusji z prezentacją multimedialną; burza mózgów; rozwiązywanie zadań; analiza przypadków; projekt praktyczny; Kryteria oceny; 50% Projekt programistyczny; 50% Prezentacja projektu oraz dokumentacji; 40% Ocena z laboratorium; 60% Egzamin z zagadnień poruszanych na wykładzie</w:t>
             </w:r>
           </w:p>
         </w:tc>
@@ -3502,6 +3525,7 @@
                 <w:i w:val="0"/>
                 <w:sz w:val="22"/>
               </w:rPr>
+              <w:t>wykład z elementami dyskusji z prezentacją multimedialną; burza mózgów; rozwiązywanie zadań; analiza przypadków; projekt praktyczny; Kryteria oceny; 50% Projekt programistyczny; 50% Prezentacja projektu oraz dokumentacji; 40% Ocena z laboratorium; 60% Egzamin z zagadnień poruszanych na wykładzie</w:t>
             </w:r>
           </w:p>
         </w:tc>
@@ -3664,6 +3688,7 @@
                 <w:i w:val="0"/>
                 <w:sz w:val="22"/>
               </w:rPr>
+              <w:t>wykład z elementami dyskusji z prezentacją multimedialną; burza mózgów; rozwiązywanie zadań; analiza przypadków; projekt praktyczny; Kryteria oceny; 50% Projekt programistyczny; 50% Prezentacja projektu oraz dokumentacji; 40% Ocena z laboratorium; 60% Egzamin z zagadnień poruszanych na wykładzie</w:t>
             </w:r>
           </w:p>
         </w:tc>
@@ -3721,6 +3746,7 @@
                 <w:i w:val="0"/>
                 <w:sz w:val="22"/>
               </w:rPr>
+              <w:t>wykład z elementami dyskusji z prezentacją multimedialną; burza mózgów; rozwiązywanie zadań; analiza przypadków; projekt praktyczny; Kryteria oceny; 50% Projekt programistyczny; 50% Prezentacja projektu oraz dokumentacji; 40% Ocena z laboratorium; 60% Egzamin z zagadnień poruszanych na wykładzie</w:t>
             </w:r>
           </w:p>
         </w:tc>
@@ -3826,62 +3852,6 @@
                 <w:sz w:val="16"/>
               </w:rPr>
               <w:t>Wyposażenie specjalistyczne konieczne do realizacji przedmiotu</w:t>
-            </w:r>
-          </w:p>
-        </w:tc>
-      </w:tr>
-      <w:tr>
-        <w:tc>
-          <w:tcPr>
-            <w:tcW w:type="dxa" w:w="3324"/>
-          </w:tcPr>
-          <w:p>
-            <w:pPr>
-              <w:spacing w:before="20" w:after="20"/>
-            </w:pPr>
-            <w:r>
-              <w:rPr>
-                <w:rFonts w:ascii="Aptos" w:hAnsi="Aptos"/>
-                <w:b w:val="0"/>
-                <w:i w:val="0"/>
-                <w:sz w:val="22"/>
-              </w:rPr>
-            </w:r>
-          </w:p>
-        </w:tc>
-        <w:tc>
-          <w:tcPr>
-            <w:tcW w:type="dxa" w:w="3324"/>
-          </w:tcPr>
-          <w:p>
-            <w:pPr>
-              <w:spacing w:before="20" w:after="20"/>
-            </w:pPr>
-            <w:r>
-              <w:rPr>
-                <w:rFonts w:ascii="Aptos" w:hAnsi="Aptos"/>
-                <w:b w:val="0"/>
-                <w:i w:val="0"/>
-                <w:sz w:val="22"/>
-              </w:rPr>
-            </w:r>
-          </w:p>
-        </w:tc>
-        <w:tc>
-          <w:tcPr>
-            <w:tcW w:type="dxa" w:w="3324"/>
-          </w:tcPr>
-          <w:p>
-            <w:pPr>
-              <w:spacing w:before="20" w:after="20"/>
-            </w:pPr>
-            <w:r>
-              <w:rPr>
-                <w:rFonts w:ascii="Aptos" w:hAnsi="Aptos"/>
-                <w:b w:val="0"/>
-                <w:i w:val="0"/>
-                <w:sz w:val="22"/>
-              </w:rPr>
             </w:r>
           </w:p>
         </w:tc>

--- a/public/assets/files/niestacjonarne/TAPI.docx
+++ b/public/assets/files/niestacjonarne/TAPI.docx
@@ -1156,6 +1156,7 @@
                 <w:i w:val="0"/>
                 <w:sz w:val="22"/>
               </w:rPr>
+              <w:t>Projektowanie i implementacja projektu programistycznego z nowoczesnych technologii API; przygotowanie prezentacji i dokumentacji projektu; przygotowanie do egzaminu.</w:t>
             </w:r>
           </w:p>
         </w:tc>
@@ -1266,7 +1267,97 @@
           <w:tcPr>
             <w:tcW w:type="dxa" w:w="9972"/>
           </w:tcPr>
-          <w:p/>
+          <w:p>
+            <w:pPr>
+              <w:spacing w:before="20" w:after="20"/>
+            </w:pPr>
+            <w:r>
+              <w:rPr>
+                <w:rFonts w:ascii="Aptos" w:hAnsi="Aptos"/>
+                <w:b/>
+                <w:sz w:val="22"/>
+              </w:rPr>
+              <w:t>Wykład:</w:t>
+            </w:r>
+          </w:p>
+          <w:p>
+            <w:pPr>
+              <w:spacing w:before="20" w:after="20"/>
+            </w:pPr>
+            <w:r>
+              <w:rPr>
+                <w:rFonts w:ascii="Aptos" w:hAnsi="Aptos"/>
+                <w:b w:val="0"/>
+                <w:sz w:val="22"/>
+              </w:rPr>
+              <w:t>• wykład z prezentacją multimedialną</w:t>
+            </w:r>
+          </w:p>
+          <w:p>
+            <w:pPr>
+              <w:spacing w:before="20" w:after="20"/>
+            </w:pPr>
+            <w:r>
+              <w:rPr>
+                <w:rFonts w:ascii="Aptos" w:hAnsi="Aptos"/>
+                <w:b w:val="0"/>
+                <w:sz w:val="22"/>
+              </w:rPr>
+              <w:t>• wykład konwersatoryjny (z elementami dyskusji)</w:t>
+            </w:r>
+          </w:p>
+          <w:p>
+            <w:pPr>
+              <w:spacing w:before="20" w:after="20"/>
+            </w:pPr>
+            <w:r>
+              <w:rPr>
+                <w:rFonts w:ascii="Aptos" w:hAnsi="Aptos"/>
+                <w:b/>
+                <w:sz w:val="22"/>
+              </w:rPr>
+              <w:t>Ćwiczenia / Laboratorium:</w:t>
+            </w:r>
+          </w:p>
+          <w:p>
+            <w:pPr>
+              <w:spacing w:before="20" w:after="20"/>
+            </w:pPr>
+            <w:r>
+              <w:rPr>
+                <w:rFonts w:ascii="Aptos" w:hAnsi="Aptos"/>
+                <w:b w:val="0"/>
+                <w:sz w:val="22"/>
+              </w:rPr>
+              <w:t>• metoda projektów (projekt praktyczny)</w:t>
+            </w:r>
+          </w:p>
+          <w:p>
+            <w:pPr>
+              <w:spacing w:before="20" w:after="20"/>
+            </w:pPr>
+            <w:r>
+              <w:rPr>
+                <w:rFonts w:ascii="Aptos" w:hAnsi="Aptos"/>
+                <w:b w:val="0"/>
+                <w:sz w:val="22"/>
+              </w:rPr>
+              <w:t>• rozwiązywanie zadań</w:t>
+            </w:r>
+          </w:p>
+          <w:p>
+            <w:pPr>
+              <w:spacing w:before="20" w:after="20"/>
+            </w:pPr>
+            <w:r>
+              <w:rPr>
+                <w:rFonts w:ascii="Aptos" w:hAnsi="Aptos"/>
+                <w:b w:val="0"/>
+                <w:sz w:val="22"/>
+              </w:rPr>
+              <w:t>• burza mózgów</w:t>
+            </w:r>
+          </w:p>
         </w:tc>
       </w:tr>
     </w:tbl>
@@ -1517,115 +1608,7 @@
                 <w:rFonts w:ascii="Aptos" w:hAnsi="Aptos"/>
                 <w:sz w:val="22"/>
               </w:rPr>
-              <w:t>1. wykład z elementami dyskusji z prezentacją multimedialną</w:t>
-            </w:r>
-          </w:p>
-          <w:p>
-            <w:pPr>
-              <w:spacing w:before="20" w:after="20"/>
-            </w:pPr>
-            <w:r>
-              <w:rPr>
-                <w:rFonts w:ascii="Aptos" w:hAnsi="Aptos"/>
-                <w:sz w:val="22"/>
-              </w:rPr>
-              <w:t>2. burza mózgów</w:t>
-            </w:r>
-          </w:p>
-          <w:p>
-            <w:pPr>
-              <w:spacing w:before="20" w:after="20"/>
-            </w:pPr>
-            <w:r>
-              <w:rPr>
-                <w:rFonts w:ascii="Aptos" w:hAnsi="Aptos"/>
-                <w:sz w:val="22"/>
-              </w:rPr>
-              <w:t>3. rozwiązywanie zadań</w:t>
-            </w:r>
-          </w:p>
-          <w:p>
-            <w:pPr>
-              <w:spacing w:before="20" w:after="20"/>
-            </w:pPr>
-            <w:r>
-              <w:rPr>
-                <w:rFonts w:ascii="Aptos" w:hAnsi="Aptos"/>
-                <w:sz w:val="22"/>
-              </w:rPr>
-              <w:t>4. analiza przypadków</w:t>
-            </w:r>
-          </w:p>
-          <w:p>
-            <w:pPr>
-              <w:spacing w:before="20" w:after="20"/>
-            </w:pPr>
-            <w:r>
-              <w:rPr>
-                <w:rFonts w:ascii="Aptos" w:hAnsi="Aptos"/>
-                <w:sz w:val="22"/>
-              </w:rPr>
-              <w:t>5. projekt praktyczny</w:t>
-            </w:r>
-          </w:p>
-          <w:p>
-            <w:pPr>
-              <w:spacing w:before="20" w:after="20"/>
-            </w:pPr>
-            <w:r>
-              <w:rPr>
-                <w:rFonts w:ascii="Aptos" w:hAnsi="Aptos"/>
-                <w:sz w:val="22"/>
-              </w:rPr>
-              <w:t>6. Kryteria oceny</w:t>
-            </w:r>
-          </w:p>
-          <w:p>
-            <w:pPr>
-              <w:spacing w:before="20" w:after="20"/>
-            </w:pPr>
-            <w:r>
-              <w:rPr>
-                <w:rFonts w:ascii="Aptos" w:hAnsi="Aptos"/>
-                <w:sz w:val="22"/>
-              </w:rPr>
-              <w:t>7. 50% Projekt programistyczny</w:t>
-            </w:r>
-          </w:p>
-          <w:p>
-            <w:pPr>
-              <w:spacing w:before="20" w:after="20"/>
-            </w:pPr>
-            <w:r>
-              <w:rPr>
-                <w:rFonts w:ascii="Aptos" w:hAnsi="Aptos"/>
-                <w:sz w:val="22"/>
-              </w:rPr>
-              <w:t>8. 50% Prezentacja projektu oraz dokumentacji</w:t>
-            </w:r>
-          </w:p>
-          <w:p>
-            <w:pPr>
-              <w:spacing w:before="20" w:after="20"/>
-            </w:pPr>
-            <w:r>
-              <w:rPr>
-                <w:rFonts w:ascii="Aptos" w:hAnsi="Aptos"/>
-                <w:sz w:val="22"/>
-              </w:rPr>
-              <w:t>9. 40% Ocena z laboratorium</w:t>
-            </w:r>
-          </w:p>
-          <w:p>
-            <w:pPr>
-              <w:spacing w:before="20" w:after="20"/>
-            </w:pPr>
-            <w:r>
-              <w:rPr>
-                <w:rFonts w:ascii="Aptos" w:hAnsi="Aptos"/>
-                <w:sz w:val="22"/>
-              </w:rPr>
-              <w:t>10. 60% Egzamin z zagadnień poruszanych na wykładzie</w:t>
+              <w:t>1. egzamin pisemny z zadaniami problemowymi</w:t>
             </w:r>
           </w:p>
         </w:tc>
@@ -1642,7 +1625,7 @@
                 <w:rFonts w:ascii="Aptos" w:hAnsi="Aptos"/>
                 <w:sz w:val="22"/>
               </w:rPr>
-              <w:t>1. wykład z elementami dyskusji z prezentacją multimedialną</w:t>
+              <w:t>1. ocena sporządzonego oprogramowania</w:t>
             </w:r>
           </w:p>
           <w:p>
@@ -1654,103 +1637,7 @@
                 <w:rFonts w:ascii="Aptos" w:hAnsi="Aptos"/>
                 <w:sz w:val="22"/>
               </w:rPr>
-              <w:t>2. burza mózgów</w:t>
-            </w:r>
-          </w:p>
-          <w:p>
-            <w:pPr>
-              <w:spacing w:before="20" w:after="20"/>
-            </w:pPr>
-            <w:r>
-              <w:rPr>
-                <w:rFonts w:ascii="Aptos" w:hAnsi="Aptos"/>
-                <w:sz w:val="22"/>
-              </w:rPr>
-              <w:t>3. rozwiązywanie zadań</w:t>
-            </w:r>
-          </w:p>
-          <w:p>
-            <w:pPr>
-              <w:spacing w:before="20" w:after="20"/>
-            </w:pPr>
-            <w:r>
-              <w:rPr>
-                <w:rFonts w:ascii="Aptos" w:hAnsi="Aptos"/>
-                <w:sz w:val="22"/>
-              </w:rPr>
-              <w:t>4. analiza przypadków</w:t>
-            </w:r>
-          </w:p>
-          <w:p>
-            <w:pPr>
-              <w:spacing w:before="20" w:after="20"/>
-            </w:pPr>
-            <w:r>
-              <w:rPr>
-                <w:rFonts w:ascii="Aptos" w:hAnsi="Aptos"/>
-                <w:sz w:val="22"/>
-              </w:rPr>
-              <w:t>5. projekt praktyczny</w:t>
-            </w:r>
-          </w:p>
-          <w:p>
-            <w:pPr>
-              <w:spacing w:before="20" w:after="20"/>
-            </w:pPr>
-            <w:r>
-              <w:rPr>
-                <w:rFonts w:ascii="Aptos" w:hAnsi="Aptos"/>
-                <w:sz w:val="22"/>
-              </w:rPr>
-              <w:t>6. Kryteria oceny</w:t>
-            </w:r>
-          </w:p>
-          <w:p>
-            <w:pPr>
-              <w:spacing w:before="20" w:after="20"/>
-            </w:pPr>
-            <w:r>
-              <w:rPr>
-                <w:rFonts w:ascii="Aptos" w:hAnsi="Aptos"/>
-                <w:sz w:val="22"/>
-              </w:rPr>
-              <w:t>7. 50% Projekt programistyczny</w:t>
-            </w:r>
-          </w:p>
-          <w:p>
-            <w:pPr>
-              <w:spacing w:before="20" w:after="20"/>
-            </w:pPr>
-            <w:r>
-              <w:rPr>
-                <w:rFonts w:ascii="Aptos" w:hAnsi="Aptos"/>
-                <w:sz w:val="22"/>
-              </w:rPr>
-              <w:t>8. 50% Prezentacja projektu oraz dokumentacji</w:t>
-            </w:r>
-          </w:p>
-          <w:p>
-            <w:pPr>
-              <w:spacing w:before="20" w:after="20"/>
-            </w:pPr>
-            <w:r>
-              <w:rPr>
-                <w:rFonts w:ascii="Aptos" w:hAnsi="Aptos"/>
-                <w:sz w:val="22"/>
-              </w:rPr>
-              <w:t>9. 40% Ocena z laboratorium</w:t>
-            </w:r>
-          </w:p>
-          <w:p>
-            <w:pPr>
-              <w:spacing w:before="20" w:after="20"/>
-            </w:pPr>
-            <w:r>
-              <w:rPr>
-                <w:rFonts w:ascii="Aptos" w:hAnsi="Aptos"/>
-                <w:sz w:val="22"/>
-              </w:rPr>
-              <w:t>10. 60% Egzamin z zagadnień poruszanych na wykładzie</w:t>
+              <w:t>2. prezentacja projektu i dokumentacji</w:t>
             </w:r>
           </w:p>
         </w:tc>
@@ -2956,7 +2843,7 @@
                 <w:i w:val="0"/>
                 <w:sz w:val="22"/>
               </w:rPr>
-              <w:t>wykład z elementami dyskusji z prezentacją multimedialną; burza mózgów; rozwiązywanie zadań; analiza przypadków; projekt praktyczny; Kryteria oceny; 50% Projekt programistyczny; 50% Prezentacja projektu oraz dokumentacji; 40% Ocena z laboratorium; 60% Egzamin z zagadnień poruszanych na wykładzie</w:t>
+              <w:t>egzamin pisemny z zadaniami problemowymi; ocena sporządzonego oprogramowania; prezentacja projektu i dokumentacji</w:t>
             </w:r>
           </w:p>
         </w:tc>
@@ -3014,7 +2901,7 @@
                 <w:i w:val="0"/>
                 <w:sz w:val="22"/>
               </w:rPr>
-              <w:t>wykład z elementami dyskusji z prezentacją multimedialną; burza mózgów; rozwiązywanie zadań; analiza przypadków; projekt praktyczny; Kryteria oceny; 50% Projekt programistyczny; 50% Prezentacja projektu oraz dokumentacji; 40% Ocena z laboratorium; 60% Egzamin z zagadnień poruszanych na wykładzie</w:t>
+              <w:t>egzamin pisemny z zadaniami problemowymi; ocena sporządzonego oprogramowania; prezentacja projektu i dokumentacji</w:t>
             </w:r>
           </w:p>
         </w:tc>
@@ -3072,7 +2959,7 @@
                 <w:i w:val="0"/>
                 <w:sz w:val="22"/>
               </w:rPr>
-              <w:t>wykład z elementami dyskusji z prezentacją multimedialną; burza mózgów; rozwiązywanie zadań; analiza przypadków; projekt praktyczny; Kryteria oceny; 50% Projekt programistyczny; 50% Prezentacja projektu oraz dokumentacji; 40% Ocena z laboratorium; 60% Egzamin z zagadnień poruszanych na wykładzie</w:t>
+              <w:t>egzamin pisemny z zadaniami problemowymi; ocena sporządzonego oprogramowania; prezentacja projektu i dokumentacji</w:t>
             </w:r>
           </w:p>
         </w:tc>
@@ -3130,7 +3017,7 @@
                 <w:i w:val="0"/>
                 <w:sz w:val="22"/>
               </w:rPr>
-              <w:t>wykład z elementami dyskusji z prezentacją multimedialną; burza mózgów; rozwiązywanie zadań; analiza przypadków; projekt praktyczny; Kryteria oceny; 50% Projekt programistyczny; 50% Prezentacja projektu oraz dokumentacji; 40% Ocena z laboratorium; 60% Egzamin z zagadnień poruszanych na wykładzie</w:t>
+              <w:t>egzamin pisemny z zadaniami problemowymi; ocena sporządzonego oprogramowania; prezentacja projektu i dokumentacji</w:t>
             </w:r>
           </w:p>
         </w:tc>
@@ -3293,7 +3180,7 @@
                 <w:i w:val="0"/>
                 <w:sz w:val="22"/>
               </w:rPr>
-              <w:t>wykład z elementami dyskusji z prezentacją multimedialną; burza mózgów; rozwiązywanie zadań; analiza przypadków; projekt praktyczny; Kryteria oceny; 50% Projekt programistyczny; 50% Prezentacja projektu oraz dokumentacji; 40% Ocena z laboratorium; 60% Egzamin z zagadnień poruszanych na wykładzie</w:t>
+              <w:t>egzamin pisemny z zadaniami problemowymi; ocena sporządzonego oprogramowania; prezentacja projektu i dokumentacji</w:t>
             </w:r>
           </w:p>
         </w:tc>
@@ -3351,7 +3238,7 @@
                 <w:i w:val="0"/>
                 <w:sz w:val="22"/>
               </w:rPr>
-              <w:t>wykład z elementami dyskusji z prezentacją multimedialną; burza mózgów; rozwiązywanie zadań; analiza przypadków; projekt praktyczny; Kryteria oceny; 50% Projekt programistyczny; 50% Prezentacja projektu oraz dokumentacji; 40% Ocena z laboratorium; 60% Egzamin z zagadnień poruszanych na wykładzie</w:t>
+              <w:t>egzamin pisemny z zadaniami problemowymi; ocena sporządzonego oprogramowania; prezentacja projektu i dokumentacji</w:t>
             </w:r>
           </w:p>
         </w:tc>
@@ -3409,7 +3296,7 @@
                 <w:i w:val="0"/>
                 <w:sz w:val="22"/>
               </w:rPr>
-              <w:t>wykład z elementami dyskusji z prezentacją multimedialną; burza mózgów; rozwiązywanie zadań; analiza przypadków; projekt praktyczny; Kryteria oceny; 50% Projekt programistyczny; 50% Prezentacja projektu oraz dokumentacji; 40% Ocena z laboratorium; 60% Egzamin z zagadnień poruszanych na wykładzie</w:t>
+              <w:t>egzamin pisemny z zadaniami problemowymi; ocena sporządzonego oprogramowania; prezentacja projektu i dokumentacji</w:t>
             </w:r>
           </w:p>
         </w:tc>
@@ -3467,7 +3354,7 @@
                 <w:i w:val="0"/>
                 <w:sz w:val="22"/>
               </w:rPr>
-              <w:t>wykład z elementami dyskusji z prezentacją multimedialną; burza mózgów; rozwiązywanie zadań; analiza przypadków; projekt praktyczny; Kryteria oceny; 50% Projekt programistyczny; 50% Prezentacja projektu oraz dokumentacji; 40% Ocena z laboratorium; 60% Egzamin z zagadnień poruszanych na wykładzie</w:t>
+              <w:t>egzamin pisemny z zadaniami problemowymi; ocena sporządzonego oprogramowania; prezentacja projektu i dokumentacji</w:t>
             </w:r>
           </w:p>
         </w:tc>
@@ -3525,7 +3412,7 @@
                 <w:i w:val="0"/>
                 <w:sz w:val="22"/>
               </w:rPr>
-              <w:t>wykład z elementami dyskusji z prezentacją multimedialną; burza mózgów; rozwiązywanie zadań; analiza przypadków; projekt praktyczny; Kryteria oceny; 50% Projekt programistyczny; 50% Prezentacja projektu oraz dokumentacji; 40% Ocena z laboratorium; 60% Egzamin z zagadnień poruszanych na wykładzie</w:t>
+              <w:t>egzamin pisemny z zadaniami problemowymi; ocena sporządzonego oprogramowania; prezentacja projektu i dokumentacji</w:t>
             </w:r>
           </w:p>
         </w:tc>
@@ -3688,7 +3575,7 @@
                 <w:i w:val="0"/>
                 <w:sz w:val="22"/>
               </w:rPr>
-              <w:t>wykład z elementami dyskusji z prezentacją multimedialną; burza mózgów; rozwiązywanie zadań; analiza przypadków; projekt praktyczny; Kryteria oceny; 50% Projekt programistyczny; 50% Prezentacja projektu oraz dokumentacji; 40% Ocena z laboratorium; 60% Egzamin z zagadnień poruszanych na wykładzie</w:t>
+              <w:t>egzamin pisemny z zadaniami problemowymi; ocena sporządzonego oprogramowania; prezentacja projektu i dokumentacji</w:t>
             </w:r>
           </w:p>
         </w:tc>
@@ -3746,7 +3633,7 @@
                 <w:i w:val="0"/>
                 <w:sz w:val="22"/>
               </w:rPr>
-              <w:t>wykład z elementami dyskusji z prezentacją multimedialną; burza mózgów; rozwiązywanie zadań; analiza przypadków; projekt praktyczny; Kryteria oceny; 50% Projekt programistyczny; 50% Prezentacja projektu oraz dokumentacji; 40% Ocena z laboratorium; 60% Egzamin z zagadnień poruszanych na wykładzie</w:t>
+              <w:t>egzamin pisemny z zadaniami problemowymi; ocena sporządzonego oprogramowania; prezentacja projektu i dokumentacji</w:t>
             </w:r>
           </w:p>
         </w:tc>
